--- a/companies/calderwood-partners/Engagements/Carroll, Merritt and Williams/Meeting Minutes 2019-12-03 - Carroll, Merritt and Williams - DRAFT.docx
+++ b/companies/calderwood-partners/Engagements/Carroll, Merritt and Williams/Meeting Minutes 2019-12-03 - Carroll, Merritt and Williams - DRAFT.docx
@@ -11,8 +11,16 @@
       </w:r>
     </w:p>
     <w:p>
+      <w:pPr>
+        <w:pStyle w:val="Heading1"/>
+      </w:pPr>
       <w:r>
-        <w:t>Minutes of the working session on the customer retention program for Carroll, Merritt and Williams, held at our offices. Recorded by Mary Parker.</w:t>
+        <w:t>Working Session -- Customer Retention Program for Carroll, Merritt and Williams</w:t>
+      </w:r>
+    </w:p>
+    <w:p>
+      <w:r>
+        <w:t>These are the minutes of the session we held to review the retention program now that it has taken close to its final shape. With the engagement in its later stretch, the work of the day was less about analysis, which is behind us, and more about making sure the program we hand over is one the client can actually run once we are no longer in the room. We record here who took part, what we settled, the one question we left open, and what each of us carries forward.</w:t>
       </w:r>
     </w:p>
     <w:p>
@@ -20,7 +28,7 @@
         <w:pStyle w:val="Heading2"/>
       </w:pPr>
       <w:r>
-        <w:t>In the room</w:t>
+        <w:t>Attendees</w:t>
       </w:r>
     </w:p>
     <w:p>
@@ -28,7 +36,7 @@
         <w:pStyle w:val="ListBullet"/>
       </w:pPr>
       <w:r>
-        <w:t>Deborah Jimenez, Engagement Manager</w:t>
+        <w:t>Mary Parker, Research Associate, Calderwood Partners</w:t>
       </w:r>
     </w:p>
     <w:p>
@@ -36,7 +44,7 @@
         <w:pStyle w:val="ListBullet"/>
       </w:pPr>
       <w:r>
-        <w:t>Mary Parker, Research Associate</w:t>
+        <w:t>Deborah Jimenez, Engagement Manager, Calderwood Partners</w:t>
       </w:r>
     </w:p>
     <w:p>
@@ -48,28 +56,16 @@
       </w:r>
     </w:p>
     <w:p>
+      <w:pPr>
+        <w:pStyle w:val="Heading2"/>
+      </w:pPr>
       <w:r>
-        <w:t>With the back half of the work well along, this was the first session at which we could put the pieces together for Joseph Wallace and show how the program would actually run. We are close enough to the end to talk about how it gets put in place; we are not there yet, and Deborah Jimenez framed what we showed as a draft the client's own people still need to shape.</w:t>
+        <w:t>The program as it stands</w:t>
       </w:r>
     </w:p>
     <w:p>
       <w:r>
-        <w:t>I took the room through the results of the commercial-lever work. Of the four levers we tested against the baseline, service response time and renewal timing return the most retained revenue for what they cost; broad discounting returns the least and, on our numbers, mostly gives away margin on customers who would have stayed anyway. Deborah Jimenez and I kept the sizing apart from the recommendation, and I marked where a figure still rests on the thinner renewal-pricing data rather than on the billing records.</w:t>
-      </w:r>
-    </w:p>
-    <w:p>
-      <w:r>
-        <w:t>Most of the discussion was on the early-warning indicator. We have turned the at-risk list into a weekly signal an account manager can read, built from the handful of measures that ran ahead of a loss in the historical data. Joseph Wallace pressed on whether his managers would trust it, and it was a fair challenge; a score no one believes gets ignored. We agreed to put the indicator in front of a small group of account managers before it is finalized and to let their objections change it.</w:t>
-      </w:r>
-    </w:p>
-    <w:p>
-      <w:r>
-        <w:t>On the program itself, the draft operating model now names who owns retention, what the account managers do when the signal fires, and the order of standing the whole thing up. Joseph Wallace asked that we not hand it over as a finished document but pilot it on one region first, so that his people learn to run it while we are still here to help. We agreed. Deborah Jimenez and I will scope a single-region pilot for the final stretch of the engagement.</w:t>
-      </w:r>
-    </w:p>
-    <w:p>
-      <w:r>
-        <w:t>We closed on what the final deliverables will be. Joseph Wallace will receive the program itself, the early-warning indicator with the notes needed to run it, and a short written case that sets the cost of the program against the revenue it is built to retain. Deborah Jimenez asked that the case be conservative, resting on the retained revenue we can defend from the baseline rather than on the fuller figure the levers might support, and Joseph Wallace said he would rather carry a number he could stand behind to his own board than a larger one he could not.</w:t>
+        <w:t>We took Joseph Wallace and his team through the program in the form it has now reached. It rests on three interventions aimed at the second-year mid-tier accounts where the losses concentrate: an earlier and more deliberate renewal conversation, a service-recovery step that catches failures before they cost an account, and a simple monthly read of the accounts most at risk. Joseph Wallace's chief concern was not the design but the load it puts on his account managers, and we spent much of the session on how to fold the steps into what they already do rather than adding to it.</w:t>
       </w:r>
     </w:p>
     <w:p>
@@ -77,9 +73,184 @@
         <w:pStyle w:val="Heading2"/>
       </w:pPr>
       <w:r>
-        <w:t>Agreed actions</w:t>
+        <w:t>What we settled</w:t>
       </w:r>
     </w:p>
+    <w:p>
+      <w:r>
+        <w:t>We agreed three things. The program will name a single owner on the client's side for each intervention, so accountability does not blur once we leave. The monthly at-risk read will be built from data the client already holds, so nothing depends on us to produce it. And the rollout will begin with a single account team as a trial before it goes wide, so the client can see the steps work and adjust them before committing everyone to them.</w:t>
+      </w:r>
+    </w:p>
+    <w:p>
+      <w:pPr>
+        <w:pStyle w:val="Heading2"/>
+      </w:pPr>
+      <w:r>
+        <w:t>The question still open</w:t>
+      </w:r>
+    </w:p>
+    <w:p>
+      <w:r>
+        <w:t>One question we did not close, and did not want to close in haste. Joseph Wallace pressed on whether the earlier renewal conversation risks handing concessions to accounts that would have stayed anyway, and it is a fair point that goes to the cost of the program. We agreed to look, before the next session, at whether the renewal step can be aimed only at the accounts the analysis marks as genuinely at risk, so that the client spends its effort where the loss actually sits and not across the whole book.</w:t>
+      </w:r>
+    </w:p>
+    <w:p>
+      <w:pPr>
+        <w:pStyle w:val="Heading2"/>
+      </w:pPr>
+      <w:r>
+        <w:t>Actions</w:t>
+      </w:r>
+    </w:p>
+    <w:tbl>
+      <w:tblPr>
+        <w:tblStyle w:val="TableGrid"/>
+        <w:tblW w:type="auto" w:w="0"/>
+        <w:tblLook w:firstColumn="1" w:firstRow="1" w:lastColumn="0" w:lastRow="0" w:noHBand="0" w:noVBand="1" w:val="04A0"/>
+      </w:tblPr>
+      <w:tblGrid>
+        <w:gridCol w:w="2880"/>
+        <w:gridCol w:w="2880"/>
+        <w:gridCol w:w="2880"/>
+      </w:tblGrid>
+      <w:tr>
+        <w:tc>
+          <w:tcPr>
+            <w:tcW w:type="dxa" w:w="2880"/>
+          </w:tcPr>
+          <w:p>
+            <w:r>
+              <w:rPr>
+                <w:b/>
+              </w:rPr>
+              <w:t>Owner</w:t>
+            </w:r>
+          </w:p>
+        </w:tc>
+        <w:tc>
+          <w:tcPr>
+            <w:tcW w:type="dxa" w:w="2880"/>
+          </w:tcPr>
+          <w:p>
+            <w:r>
+              <w:rPr>
+                <w:b/>
+              </w:rPr>
+              <w:t>Action</w:t>
+            </w:r>
+          </w:p>
+        </w:tc>
+        <w:tc>
+          <w:tcPr>
+            <w:tcW w:type="dxa" w:w="2880"/>
+          </w:tcPr>
+          <w:p>
+            <w:r>
+              <w:rPr>
+                <w:b/>
+              </w:rPr>
+              <w:t>By when</w:t>
+            </w:r>
+          </w:p>
+        </w:tc>
+      </w:tr>
+      <w:tr>
+        <w:tc>
+          <w:tcPr>
+            <w:tcW w:type="dxa" w:w="2880"/>
+          </w:tcPr>
+          <w:p>
+            <w:r>
+              <w:t>Deborah Jimenez</w:t>
+            </w:r>
+          </w:p>
+        </w:tc>
+        <w:tc>
+          <w:tcPr>
+            <w:tcW w:type="dxa" w:w="2880"/>
+          </w:tcPr>
+          <w:p>
+            <w:r>
+              <w:t>Turn the agreed design into the final program document, with an owner named against each intervention</w:t>
+            </w:r>
+          </w:p>
+        </w:tc>
+        <w:tc>
+          <w:tcPr>
+            <w:tcW w:type="dxa" w:w="2880"/>
+          </w:tcPr>
+          <w:p>
+            <w:r>
+              <w:t>Within two weeks</w:t>
+            </w:r>
+          </w:p>
+        </w:tc>
+      </w:tr>
+      <w:tr>
+        <w:tc>
+          <w:tcPr>
+            <w:tcW w:type="dxa" w:w="2880"/>
+          </w:tcPr>
+          <w:p>
+            <w:r>
+              <w:t>Joseph Wallace</w:t>
+            </w:r>
+          </w:p>
+        </w:tc>
+        <w:tc>
+          <w:tcPr>
+            <w:tcW w:type="dxa" w:w="2880"/>
+          </w:tcPr>
+          <w:p>
+            <w:r>
+              <w:t>Nominate the account team that will run the initial trial and confirm its lead</w:t>
+            </w:r>
+          </w:p>
+        </w:tc>
+        <w:tc>
+          <w:tcPr>
+            <w:tcW w:type="dxa" w:w="2880"/>
+          </w:tcPr>
+          <w:p>
+            <w:r>
+              <w:t>Within one week</w:t>
+            </w:r>
+          </w:p>
+        </w:tc>
+      </w:tr>
+      <w:tr>
+        <w:tc>
+          <w:tcPr>
+            <w:tcW w:type="dxa" w:w="2880"/>
+          </w:tcPr>
+          <w:p>
+            <w:r>
+              <w:t>Mary Parker</w:t>
+            </w:r>
+          </w:p>
+        </w:tc>
+        <w:tc>
+          <w:tcPr>
+            <w:tcW w:type="dxa" w:w="2880"/>
+          </w:tcPr>
+          <w:p>
+            <w:r>
+              <w:t>Assemble the at-risk account read from existing client data and document how it is produced</w:t>
+            </w:r>
+          </w:p>
+        </w:tc>
+        <w:tc>
+          <w:tcPr>
+            <w:tcW w:type="dxa" w:w="2880"/>
+          </w:tcPr>
+          <w:p>
+            <w:r>
+              <w:t>Two weeks</w:t>
+            </w:r>
+          </w:p>
+        </w:tc>
+      </w:tr>
+    </w:tbl>
     <w:sectPr>
       <w:headerReference w:type="first" r:id="rId9"/>
       <w:headerReference w:type="default" r:id="rId10"/>
